--- a/docs/QRC/QRC_Manuscript_SI.docx
+++ b/docs/QRC/QRC_Manuscript_SI.docx
@@ -2671,7 +2671,7 @@
           <w:i w:val="0"/>
           <w:sz w:val="20"/>
         </w:rPr>
-        <w:t>Note on the weather comparison: Hou et al. report weather-forecasting skill only as a figure (their Fig. 4b), without a numerical table, and their raw outputs are distributed as large archived files. We therefore compare weather performance against classical ESNs computed under identical conditions in this work (main-text Table 3 / Fig. 2), which is the same quantum-reservoir-vs-ESN comparison the original figure makes; a numerical overlay of their experimental curve is not reproduced here to avoid imprecise figure digitisation.</w:t>
+        <w:t>Weather comparison with the experiment: Hou et al. report weather skill only as a figure (their Fig. 4b), without a numerical table. For the main-text sim-vs-experiment overlay (Figure 3) we digitised their QRC and QRC+RBF curves from Fig. 4b at our forecast horizons; these values are approximate (±~0.03) and are labelled as such. Digitised Paper-4 temperature R² (QRC+RBF): h=1,15,30,45 ≈ 0.92, 0.85, 0.83, 0.82; QRC ≈ 0.92, 0.80, 0.72, 0.67. Humidity (QRC+RBF) ≈ 0.72, 0.52, 0.48, 0.47.</w:t>
       </w:r>
     </w:p>
     <w:sectPr>

--- a/docs/QRC/QRC_Manuscript_SI.docx
+++ b/docs/QRC/QRC_Manuscript_SI.docx
@@ -1483,7 +1483,7 @@
               <w:rPr>
                 <w:sz w:val="18"/>
               </w:rPr>
-              <w:t>1024</w:t>
+              <w:t>2048 (ref.); 1024 (readout study)</w:t>
             </w:r>
           </w:p>
         </w:tc>
@@ -1606,7 +1606,7 @@
               <w:rPr>
                 <w:sz w:val="18"/>
               </w:rPr>
-              <w:t>200 / 600 / 500</w:t>
+              <w:t>374 / 600 / 500</w:t>
             </w:r>
           </w:p>
         </w:tc>
@@ -1729,7 +1729,7 @@
               <w:rPr>
                 <w:sz w:val="18"/>
               </w:rPr>
-              <w:t>RBF-SVR on QRC features (QRC+RBF)</w:t>
+              <w:t>CV-tuned RBF-SVR on QRC feats (QRC+RBF)</w:t>
             </w:r>
           </w:p>
         </w:tc>
@@ -1893,7 +1893,7 @@
               <w:rPr>
                 <w:sz w:val="18"/>
               </w:rPr>
-              <w:t>≈4.4 h</w:t>
+              <w:t>≈14.6 h (fid 2048)</w:t>
             </w:r>
           </w:p>
         </w:tc>
